--- a/captions/dus-2026/Captions - Dussehra.docx
+++ b/captions/dus-2026/Captions - Dussehra.docx
@@ -14,7 +14,7 @@
           <w:sz w:val="32"/>
           <w:szCs w:val="32"/>
         </w:rPr>
-        <w:t xml:space="preserve">Day 20: Ravana had ten heads</w:t>
+        <w:t xml:space="preserve">Day 20: Pet parents have ten heads too</w:t>
       </w:r>
     </w:p>
     <w:p>
@@ -42,7 +42,7 @@
           <w:sz w:val="22"/>
           <w:szCs w:val="22"/>
         </w:rPr>
-        <w:t xml:space="preserve">Upload slide-01 to slide-06 in order (1080 x 1350).</w:t>
+        <w:t xml:space="preserve">Upload slide-01 to slide-07 in order (1080 x 1350).</w:t>
       </w:r>
     </w:p>
     <w:p>
@@ -70,254 +70,241 @@
           <w:sz w:val="22"/>
           <w:szCs w:val="22"/>
         </w:rPr>
-        <w:t xml:space="preserve">Happy Dussehra, from the ones in the family who can't speak.</w:t>
-      </w:r>
-    </w:p>
-    <w:p>
-      <w:pPr>
-        <w:spacing w:after="120"/>
-      </w:pPr>
-      <w:r>
-        <w:rPr>
-          <w:rFonts w:ascii="Poppins" w:cs="Poppins" w:eastAsia="Poppins" w:hAnsi="Poppins"/>
-          <w:sz w:val="22"/>
-          <w:szCs w:val="22"/>
-        </w:rPr>
-        <w:t xml:space="preserve"/>
-      </w:r>
-    </w:p>
-    <w:p>
-      <w:pPr>
-        <w:spacing w:after="120"/>
-      </w:pPr>
-      <w:r>
-        <w:rPr>
-          <w:rFonts w:ascii="Poppins" w:cs="Poppins" w:eastAsia="Poppins" w:hAnsi="Poppins"/>
-          <w:sz w:val="22"/>
-          <w:szCs w:val="22"/>
-        </w:rPr>
-        <w:t xml:space="preserve">Tonight we burn Ravana and his ten heads. Here are ten worth burning with him, because each one feels small and together they shape a dog's whole life.</w:t>
-      </w:r>
-    </w:p>
-    <w:p>
-      <w:pPr>
-        <w:spacing w:after="120"/>
-      </w:pPr>
-      <w:r>
-        <w:rPr>
-          <w:rFonts w:ascii="Poppins" w:cs="Poppins" w:eastAsia="Poppins" w:hAnsi="Poppins"/>
-          <w:sz w:val="22"/>
-          <w:szCs w:val="22"/>
-        </w:rPr>
-        <w:t xml:space="preserve"/>
-      </w:r>
-    </w:p>
-    <w:p>
-      <w:pPr>
-        <w:spacing w:after="120"/>
-      </w:pPr>
-      <w:r>
-        <w:rPr>
-          <w:rFonts w:ascii="Poppins" w:cs="Poppins" w:eastAsia="Poppins" w:hAnsi="Poppins"/>
-          <w:sz w:val="22"/>
-          <w:szCs w:val="22"/>
-        </w:rPr>
-        <w:t xml:space="preserve">1. "Just one piece" of mithai, barfi or kishmish. Raisins and chocolate are poison to dogs, not treats.</w:t>
-      </w:r>
-    </w:p>
-    <w:p>
-      <w:pPr>
-        <w:spacing w:after="120"/>
-      </w:pPr>
-      <w:r>
-        <w:rPr>
-          <w:rFonts w:ascii="Poppins" w:cs="Poppins" w:eastAsia="Poppins" w:hAnsi="Poppins"/>
-          <w:sz w:val="22"/>
-          <w:szCs w:val="22"/>
-        </w:rPr>
-        <w:t xml:space="preserve">2. Scolding a growl. It is a request for space; punish it and they learn to skip the warning.</w:t>
-      </w:r>
-    </w:p>
-    <w:p>
-      <w:pPr>
-        <w:spacing w:after="120"/>
-      </w:pPr>
-      <w:r>
-        <w:rPr>
-          <w:rFonts w:ascii="Poppins" w:cs="Poppins" w:eastAsia="Poppins" w:hAnsi="Poppins"/>
-          <w:sz w:val="22"/>
-          <w:szCs w:val="22"/>
-        </w:rPr>
-        <w:t xml:space="preserve">3. "It's just old age." Slower on stairs and fussier with food is often pain, and pain can be treated.</w:t>
-      </w:r>
-    </w:p>
-    <w:p>
-      <w:pPr>
-        <w:spacing w:after="120"/>
-      </w:pPr>
-      <w:r>
-        <w:rPr>
-          <w:rFonts w:ascii="Poppins" w:cs="Poppins" w:eastAsia="Poppins" w:hAnsi="Poppins"/>
-          <w:sz w:val="22"/>
-          <w:szCs w:val="22"/>
-        </w:rPr>
-        <w:t xml:space="preserve">4. The 2pm walk on hot tarmac. If it burns your palm for five seconds, it burns their pads.</w:t>
-      </w:r>
-    </w:p>
-    <w:p>
-      <w:pPr>
-        <w:spacing w:after="120"/>
-      </w:pPr>
-      <w:r>
-        <w:rPr>
-          <w:rFonts w:ascii="Poppins" w:cs="Poppins" w:eastAsia="Poppins" w:hAnsi="Poppins"/>
-          <w:sz w:val="22"/>
-          <w:szCs w:val="22"/>
-        </w:rPr>
-        <w:t xml:space="preserve">5. Haldi by the spoon, dose by guess. Kitchen turmeric is barely absorbed; form and dose are the whole game.</w:t>
-      </w:r>
-    </w:p>
-    <w:p>
-      <w:pPr>
-        <w:spacing w:after="120"/>
-      </w:pPr>
-      <w:r>
-        <w:rPr>
-          <w:rFonts w:ascii="Poppins" w:cs="Poppins" w:eastAsia="Poppins" w:hAnsi="Poppins"/>
-          <w:sz w:val="22"/>
-          <w:szCs w:val="22"/>
-        </w:rPr>
-        <w:t xml:space="preserve">6. Crackers anywhere near the street dogs. They have nowhere to hide.</w:t>
-      </w:r>
-    </w:p>
-    <w:p>
-      <w:pPr>
-        <w:spacing w:after="120"/>
-      </w:pPr>
-      <w:r>
-        <w:rPr>
-          <w:rFonts w:ascii="Poppins" w:cs="Poppins" w:eastAsia="Poppins" w:hAnsi="Poppins"/>
-          <w:sz w:val="22"/>
-          <w:szCs w:val="22"/>
-        </w:rPr>
-        <w:t xml:space="preserve">7. Reading a fearful face as a guilty one. Whale eye, lip licks and a tucked tail are fear, not guilt.</w:t>
-      </w:r>
-    </w:p>
-    <w:p>
-      <w:pPr>
-        <w:spacing w:after="120"/>
-      </w:pPr>
-      <w:r>
-        <w:rPr>
-          <w:rFonts w:ascii="Poppins" w:cs="Poppins" w:eastAsia="Poppins" w:hAnsi="Poppins"/>
-          <w:sz w:val="22"/>
-          <w:szCs w:val="22"/>
-        </w:rPr>
-        <w:t xml:space="preserve">8. Skipping the vet because "he seems fine". Dogs hide pain. A yearly check finds what you can't.</w:t>
-      </w:r>
-    </w:p>
-    <w:p>
-      <w:pPr>
-        <w:spacing w:after="120"/>
-      </w:pPr>
-      <w:r>
-        <w:rPr>
-          <w:rFonts w:ascii="Poppins" w:cs="Poppins" w:eastAsia="Poppins" w:hAnsi="Poppins"/>
-          <w:sz w:val="22"/>
-          <w:szCs w:val="22"/>
-        </w:rPr>
-        <w:t xml:space="preserve">9. Punishing an accident hours after it happened. They cannot connect the two; they only learn to fear you.</w:t>
-      </w:r>
-    </w:p>
-    <w:p>
-      <w:pPr>
-        <w:spacing w:after="120"/>
-      </w:pPr>
-      <w:r>
-        <w:rPr>
-          <w:rFonts w:ascii="Poppins" w:cs="Poppins" w:eastAsia="Poppins" w:hAnsi="Poppins"/>
-          <w:sz w:val="22"/>
-          <w:szCs w:val="22"/>
-        </w:rPr>
-        <w:t xml:space="preserve">10. Guessing what they need instead of watching. One evening of real attention tells you more than a month of guessing.</w:t>
-      </w:r>
-    </w:p>
-    <w:p>
-      <w:pPr>
-        <w:spacing w:after="120"/>
-      </w:pPr>
-      <w:r>
-        <w:rPr>
-          <w:rFonts w:ascii="Poppins" w:cs="Poppins" w:eastAsia="Poppins" w:hAnsi="Poppins"/>
-          <w:sz w:val="22"/>
-          <w:szCs w:val="22"/>
-        </w:rPr>
-        <w:t xml:space="preserve"/>
-      </w:r>
-    </w:p>
-    <w:p>
-      <w:pPr>
-        <w:spacing w:after="120"/>
-      </w:pPr>
-      <w:r>
-        <w:rPr>
-          <w:rFonts w:ascii="Poppins" w:cs="Poppins" w:eastAsia="Poppins" w:hAnsi="Poppins"/>
-          <w:sz w:val="22"/>
-          <w:szCs w:val="22"/>
-        </w:rPr>
-        <w:t xml:space="preserve">The one head we keep: noticing. Ayurveda's first step is nidana, look before you act. It is how a vet thinks, and it is how a good pet parent thinks.</w:t>
-      </w:r>
-    </w:p>
-    <w:p>
-      <w:pPr>
-        <w:spacing w:after="120"/>
-      </w:pPr>
-      <w:r>
-        <w:rPr>
-          <w:rFonts w:ascii="Poppins" w:cs="Poppins" w:eastAsia="Poppins" w:hAnsi="Poppins"/>
-          <w:sz w:val="22"/>
-          <w:szCs w:val="22"/>
-        </w:rPr>
-        <w:t xml:space="preserve"/>
-      </w:r>
-    </w:p>
-    <w:p>
-      <w:pPr>
-        <w:spacing w:after="120"/>
-      </w:pPr>
-      <w:r>
-        <w:rPr>
-          <w:rFonts w:ascii="Poppins" w:cs="Poppins" w:eastAsia="Poppins" w:hAnsi="Poppins"/>
-          <w:sz w:val="22"/>
-          <w:szCs w:val="22"/>
-        </w:rPr>
-        <w:t xml:space="preserve">Which head are you burning tonight? Comment the number. Tag the one who sneaks mithai under the table, and send this to your family group before the sweets come out.</w:t>
-      </w:r>
-    </w:p>
-    <w:p>
-      <w:pPr>
-        <w:spacing w:after="120"/>
-      </w:pPr>
-      <w:r>
-        <w:rPr>
-          <w:rFonts w:ascii="Poppins" w:cs="Poppins" w:eastAsia="Poppins" w:hAnsi="Poppins"/>
-          <w:sz w:val="22"/>
-          <w:szCs w:val="22"/>
-        </w:rPr>
-        <w:t xml:space="preserve"/>
-      </w:r>
-    </w:p>
-    <w:p>
-      <w:pPr>
-        <w:spacing w:after="120"/>
-      </w:pPr>
-      <w:r>
-        <w:rPr>
-          <w:rFonts w:ascii="Poppins" w:cs="Poppins" w:eastAsia="Poppins" w:hAnsi="Poppins"/>
-          <w:sz w:val="22"/>
-          <w:szCs w:val="22"/>
-        </w:rPr>
-        <w:t xml:space="preserve">Shubh Vijayadashami.</w:t>
+        <w:t xml:space="preserve">Pet parents have ten heads too.</w:t>
+      </w:r>
+    </w:p>
+    <w:p>
+      <w:pPr>
+        <w:spacing w:after="120"/>
+      </w:pPr>
+      <w:r>
+        <w:rPr>
+          <w:rFonts w:ascii="Poppins" w:cs="Poppins" w:eastAsia="Poppins" w:hAnsi="Poppins"/>
+          <w:sz w:val="22"/>
+          <w:szCs w:val="22"/>
+        </w:rPr>
+        <w:t xml:space="preserve"/>
+      </w:r>
+    </w:p>
+    <w:p>
+      <w:pPr>
+        <w:spacing w:after="120"/>
+      </w:pPr>
+      <w:r>
+        <w:rPr>
+          <w:rFonts w:ascii="Poppins" w:cs="Poppins" w:eastAsia="Poppins" w:hAnsi="Poppins"/>
+          <w:sz w:val="22"/>
+          <w:szCs w:val="22"/>
+        </w:rPr>
+        <w:t xml:space="preserve">Ravana was not stupid. He was the most learned man of his age. His problem was ten heads talking at once: when his own brother told him to give Sita back, nine heads shouted him down, and he never heard the one quiet voice that could have saved him.</w:t>
+      </w:r>
+    </w:p>
+    <w:p>
+      <w:pPr>
+        <w:spacing w:after="120"/>
+      </w:pPr>
+      <w:r>
+        <w:rPr>
+          <w:rFonts w:ascii="Poppins" w:cs="Poppins" w:eastAsia="Poppins" w:hAnsi="Poppins"/>
+          <w:sz w:val="22"/>
+          <w:szCs w:val="22"/>
+        </w:rPr>
+        <w:t xml:space="preserve"/>
+      </w:r>
+    </w:p>
+    <w:p>
+      <w:pPr>
+        <w:spacing w:after="120"/>
+      </w:pPr>
+      <w:r>
+        <w:rPr>
+          <w:rFonts w:ascii="Poppins" w:cs="Poppins" w:eastAsia="Poppins" w:hAnsi="Poppins"/>
+          <w:sz w:val="22"/>
+          <w:szCs w:val="22"/>
+        </w:rPr>
+        <w:t xml:space="preserve">Anyone who loves a dog knows the feeling. One quiet body in the house that cannot speak, and ten loud heads of our own worrying over it at 2am.</w:t>
+      </w:r>
+    </w:p>
+    <w:p>
+      <w:pPr>
+        <w:spacing w:after="120"/>
+      </w:pPr>
+      <w:r>
+        <w:rPr>
+          <w:rFonts w:ascii="Poppins" w:cs="Poppins" w:eastAsia="Poppins" w:hAnsi="Poppins"/>
+          <w:sz w:val="22"/>
+          <w:szCs w:val="22"/>
+        </w:rPr>
+        <w:t xml:space="preserve"/>
+      </w:r>
+    </w:p>
+    <w:p>
+      <w:pPr>
+        <w:spacing w:after="120"/>
+      </w:pPr>
+      <w:r>
+        <w:rPr>
+          <w:rFonts w:ascii="Poppins" w:cs="Poppins" w:eastAsia="Poppins" w:hAnsi="Poppins"/>
+          <w:sz w:val="22"/>
+          <w:szCs w:val="22"/>
+        </w:rPr>
+        <w:t xml:space="preserve">Tonight the city burns Ravana. We burn nine of ours and keep the one that listens.</w:t>
+      </w:r>
+    </w:p>
+    <w:p>
+      <w:pPr>
+        <w:spacing w:after="120"/>
+      </w:pPr>
+      <w:r>
+        <w:rPr>
+          <w:rFonts w:ascii="Poppins" w:cs="Poppins" w:eastAsia="Poppins" w:hAnsi="Poppins"/>
+          <w:sz w:val="22"/>
+          <w:szCs w:val="22"/>
+        </w:rPr>
+        <w:t xml:space="preserve"/>
+      </w:r>
+    </w:p>
+    <w:p>
+      <w:pPr>
+        <w:spacing w:after="120"/>
+      </w:pPr>
+      <w:r>
+        <w:rPr>
+          <w:rFonts w:ascii="Poppins" w:cs="Poppins" w:eastAsia="Poppins" w:hAnsi="Poppins"/>
+          <w:sz w:val="22"/>
+          <w:szCs w:val="22"/>
+        </w:rPr>
+        <w:t xml:space="preserve">1. "Is that limp nothing, or something?" Watch three days, write it down, then call. Ayurveda calls it nidana: look before you act.</w:t>
+      </w:r>
+    </w:p>
+    <w:p>
+      <w:pPr>
+        <w:spacing w:after="120"/>
+      </w:pPr>
+      <w:r>
+        <w:rPr>
+          <w:rFonts w:ascii="Poppins" w:cs="Poppins" w:eastAsia="Poppins" w:hAnsi="Poppins"/>
+          <w:sz w:val="22"/>
+          <w:szCs w:val="22"/>
+        </w:rPr>
+        <w:t xml:space="preserve">2. "He ate a kaju katli. Will he die?" Call the vet, not Google. One kaju katli is usually a tummy ache. Raisins, chocolate and xylitol are the emergencies.</w:t>
+      </w:r>
+    </w:p>
+    <w:p>
+      <w:pPr>
+        <w:spacing w:after="120"/>
+      </w:pPr>
+      <w:r>
+        <w:rPr>
+          <w:rFonts w:ascii="Poppins" w:cs="Poppins" w:eastAsia="Poppins" w:hAnsi="Poppins"/>
+          <w:sz w:val="22"/>
+          <w:szCs w:val="22"/>
+        </w:rPr>
+        <w:t xml:space="preserve">3. "I was gone all day. Does he think I left?" He forgave you at the door. Dogs live in the greeting, not the absence.</w:t>
+      </w:r>
+    </w:p>
+    <w:p>
+      <w:pPr>
+        <w:spacing w:after="120"/>
+      </w:pPr>
+      <w:r>
+        <w:rPr>
+          <w:rFonts w:ascii="Poppins" w:cs="Poppins" w:eastAsia="Poppins" w:hAnsi="Poppins"/>
+          <w:sz w:val="22"/>
+          <w:szCs w:val="22"/>
+        </w:rPr>
+        <w:t xml:space="preserve">4. "He's slowing down. Is this the end?" Slower is usually sore, and sore can be helped. It is a conversation with your vet, not an ending.</w:t>
+      </w:r>
+    </w:p>
+    <w:p>
+      <w:pPr>
+        <w:spacing w:after="120"/>
+      </w:pPr>
+      <w:r>
+        <w:rPr>
+          <w:rFonts w:ascii="Poppins" w:cs="Poppins" w:eastAsia="Poppins" w:hAnsi="Poppins"/>
+          <w:sz w:val="22"/>
+          <w:szCs w:val="22"/>
+        </w:rPr>
+        <w:t xml:space="preserve">5. "Am I doing enough?" You are reading this with a dog asleep against your knee. Ravana never asked that question once.</w:t>
+      </w:r>
+    </w:p>
+    <w:p>
+      <w:pPr>
+        <w:spacing w:after="120"/>
+      </w:pPr>
+      <w:r>
+        <w:rPr>
+          <w:rFonts w:ascii="Poppins" w:cs="Poppins" w:eastAsia="Poppins" w:hAnsi="Poppins"/>
+          <w:sz w:val="22"/>
+          <w:szCs w:val="22"/>
+        </w:rPr>
+        <w:t xml:space="preserve"/>
+      </w:r>
+    </w:p>
+    <w:p>
+      <w:pPr>
+        <w:spacing w:after="120"/>
+      </w:pPr>
+      <w:r>
+        <w:rPr>
+          <w:rFonts w:ascii="Poppins" w:cs="Poppins" w:eastAsia="Poppins" w:hAnsi="Poppins"/>
+          <w:sz w:val="22"/>
+          <w:szCs w:val="22"/>
+        </w:rPr>
+        <w:t xml:space="preserve">The one we keep: noticing. Where they sleep, how fast they eat, what changed this week. Every good decision starts from that head.</w:t>
+      </w:r>
+    </w:p>
+    <w:p>
+      <w:pPr>
+        <w:spacing w:after="120"/>
+      </w:pPr>
+      <w:r>
+        <w:rPr>
+          <w:rFonts w:ascii="Poppins" w:cs="Poppins" w:eastAsia="Poppins" w:hAnsi="Poppins"/>
+          <w:sz w:val="22"/>
+          <w:szCs w:val="22"/>
+        </w:rPr>
+        <w:t xml:space="preserve"/>
+      </w:r>
+    </w:p>
+    <w:p>
+      <w:pPr>
+        <w:spacing w:after="120"/>
+      </w:pPr>
+      <w:r>
+        <w:rPr>
+          <w:rFonts w:ascii="Poppins" w:cs="Poppins" w:eastAsia="Poppins" w:hAnsi="Poppins"/>
+          <w:sz w:val="22"/>
+          <w:szCs w:val="22"/>
+        </w:rPr>
+        <w:t xml:space="preserve">A footnote for Dussehra: the most loyal creature in the whole epic was not a man.</w:t>
+      </w:r>
+    </w:p>
+    <w:p>
+      <w:pPr>
+        <w:spacing w:after="120"/>
+      </w:pPr>
+      <w:r>
+        <w:rPr>
+          <w:rFonts w:ascii="Poppins" w:cs="Poppins" w:eastAsia="Poppins" w:hAnsi="Poppins"/>
+          <w:sz w:val="22"/>
+          <w:szCs w:val="22"/>
+        </w:rPr>
+        <w:t xml:space="preserve"/>
+      </w:r>
+    </w:p>
+    <w:p>
+      <w:pPr>
+        <w:spacing w:after="120"/>
+      </w:pPr>
+      <w:r>
+        <w:rPr>
+          <w:rFonts w:ascii="Poppins" w:cs="Poppins" w:eastAsia="Poppins" w:hAnsi="Poppins"/>
+          <w:sz w:val="22"/>
+          <w:szCs w:val="22"/>
+        </w:rPr>
+        <w:t xml:space="preserve">Which head is loudest in yours tonight? Comment 1 to 5, and send this to the friend with a dog and ten heads of her own.</w:t>
       </w:r>
     </w:p>
     <w:p>
@@ -423,254 +410,241 @@
           <w:sz w:val="22"/>
           <w:szCs w:val="22"/>
         </w:rPr>
-        <w:t xml:space="preserve">Happy Dussehra from India, from the ones in the family who can't speak.</w:t>
-      </w:r>
-    </w:p>
-    <w:p>
-      <w:pPr>
-        <w:spacing w:after="120"/>
-      </w:pPr>
-      <w:r>
-        <w:rPr>
-          <w:rFonts w:ascii="Poppins" w:cs="Poppins" w:eastAsia="Poppins" w:hAnsi="Poppins"/>
-          <w:sz w:val="22"/>
-          <w:szCs w:val="22"/>
-        </w:rPr>
-        <w:t xml:space="preserve"/>
-      </w:r>
-    </w:p>
-    <w:p>
-      <w:pPr>
-        <w:spacing w:after="120"/>
-      </w:pPr>
-      <w:r>
-        <w:rPr>
-          <w:rFonts w:ascii="Poppins" w:cs="Poppins" w:eastAsia="Poppins" w:hAnsi="Poppins"/>
-          <w:sz w:val="22"/>
-          <w:szCs w:val="22"/>
-        </w:rPr>
-        <w:t xml:space="preserve">Tonight we burn Ravana and his ten heads. Here are ten worth burning with him, because each one feels small and together they shape a dog's whole life.</w:t>
-      </w:r>
-    </w:p>
-    <w:p>
-      <w:pPr>
-        <w:spacing w:after="120"/>
-      </w:pPr>
-      <w:r>
-        <w:rPr>
-          <w:rFonts w:ascii="Poppins" w:cs="Poppins" w:eastAsia="Poppins" w:hAnsi="Poppins"/>
-          <w:sz w:val="22"/>
-          <w:szCs w:val="22"/>
-        </w:rPr>
-        <w:t xml:space="preserve"/>
-      </w:r>
-    </w:p>
-    <w:p>
-      <w:pPr>
-        <w:spacing w:after="120"/>
-      </w:pPr>
-      <w:r>
-        <w:rPr>
-          <w:rFonts w:ascii="Poppins" w:cs="Poppins" w:eastAsia="Poppins" w:hAnsi="Poppins"/>
-          <w:sz w:val="22"/>
-          <w:szCs w:val="22"/>
-        </w:rPr>
-        <w:t xml:space="preserve">1. "Just one piece" of mithai, barfi or kishmish. Raisins and chocolate are poison to dogs, not treats.</w:t>
-      </w:r>
-    </w:p>
-    <w:p>
-      <w:pPr>
-        <w:spacing w:after="120"/>
-      </w:pPr>
-      <w:r>
-        <w:rPr>
-          <w:rFonts w:ascii="Poppins" w:cs="Poppins" w:eastAsia="Poppins" w:hAnsi="Poppins"/>
-          <w:sz w:val="22"/>
-          <w:szCs w:val="22"/>
-        </w:rPr>
-        <w:t xml:space="preserve">2. Scolding a growl. It is a request for space; punish it and they learn to skip the warning.</w:t>
-      </w:r>
-    </w:p>
-    <w:p>
-      <w:pPr>
-        <w:spacing w:after="120"/>
-      </w:pPr>
-      <w:r>
-        <w:rPr>
-          <w:rFonts w:ascii="Poppins" w:cs="Poppins" w:eastAsia="Poppins" w:hAnsi="Poppins"/>
-          <w:sz w:val="22"/>
-          <w:szCs w:val="22"/>
-        </w:rPr>
-        <w:t xml:space="preserve">3. "It's just old age." Slower on stairs and fussier with food is often pain, and pain can be treated.</w:t>
-      </w:r>
-    </w:p>
-    <w:p>
-      <w:pPr>
-        <w:spacing w:after="120"/>
-      </w:pPr>
-      <w:r>
-        <w:rPr>
-          <w:rFonts w:ascii="Poppins" w:cs="Poppins" w:eastAsia="Poppins" w:hAnsi="Poppins"/>
-          <w:sz w:val="22"/>
-          <w:szCs w:val="22"/>
-        </w:rPr>
-        <w:t xml:space="preserve">4. The 2pm walk on hot tarmac. If it burns your palm for five seconds, it burns their pads.</w:t>
-      </w:r>
-    </w:p>
-    <w:p>
-      <w:pPr>
-        <w:spacing w:after="120"/>
-      </w:pPr>
-      <w:r>
-        <w:rPr>
-          <w:rFonts w:ascii="Poppins" w:cs="Poppins" w:eastAsia="Poppins" w:hAnsi="Poppins"/>
-          <w:sz w:val="22"/>
-          <w:szCs w:val="22"/>
-        </w:rPr>
-        <w:t xml:space="preserve">5. Haldi by the spoon, dose by guess. Kitchen turmeric is barely absorbed; form and dose are the whole game.</w:t>
-      </w:r>
-    </w:p>
-    <w:p>
-      <w:pPr>
-        <w:spacing w:after="120"/>
-      </w:pPr>
-      <w:r>
-        <w:rPr>
-          <w:rFonts w:ascii="Poppins" w:cs="Poppins" w:eastAsia="Poppins" w:hAnsi="Poppins"/>
-          <w:sz w:val="22"/>
-          <w:szCs w:val="22"/>
-        </w:rPr>
-        <w:t xml:space="preserve">6. Crackers anywhere near the street dogs. They have nowhere to hide.</w:t>
-      </w:r>
-    </w:p>
-    <w:p>
-      <w:pPr>
-        <w:spacing w:after="120"/>
-      </w:pPr>
-      <w:r>
-        <w:rPr>
-          <w:rFonts w:ascii="Poppins" w:cs="Poppins" w:eastAsia="Poppins" w:hAnsi="Poppins"/>
-          <w:sz w:val="22"/>
-          <w:szCs w:val="22"/>
-        </w:rPr>
-        <w:t xml:space="preserve">7. Reading a fearful face as a guilty one. Whale eye, lip licks and a tucked tail are fear, not guilt.</w:t>
-      </w:r>
-    </w:p>
-    <w:p>
-      <w:pPr>
-        <w:spacing w:after="120"/>
-      </w:pPr>
-      <w:r>
-        <w:rPr>
-          <w:rFonts w:ascii="Poppins" w:cs="Poppins" w:eastAsia="Poppins" w:hAnsi="Poppins"/>
-          <w:sz w:val="22"/>
-          <w:szCs w:val="22"/>
-        </w:rPr>
-        <w:t xml:space="preserve">8. Skipping the vet because "he seems fine". Dogs hide pain. A yearly check finds what you can't.</w:t>
-      </w:r>
-    </w:p>
-    <w:p>
-      <w:pPr>
-        <w:spacing w:after="120"/>
-      </w:pPr>
-      <w:r>
-        <w:rPr>
-          <w:rFonts w:ascii="Poppins" w:cs="Poppins" w:eastAsia="Poppins" w:hAnsi="Poppins"/>
-          <w:sz w:val="22"/>
-          <w:szCs w:val="22"/>
-        </w:rPr>
-        <w:t xml:space="preserve">9. Punishing an accident hours after it happened. They cannot connect the two; they only learn to fear you.</w:t>
-      </w:r>
-    </w:p>
-    <w:p>
-      <w:pPr>
-        <w:spacing w:after="120"/>
-      </w:pPr>
-      <w:r>
-        <w:rPr>
-          <w:rFonts w:ascii="Poppins" w:cs="Poppins" w:eastAsia="Poppins" w:hAnsi="Poppins"/>
-          <w:sz w:val="22"/>
-          <w:szCs w:val="22"/>
-        </w:rPr>
-        <w:t xml:space="preserve">10. Guessing what they need instead of watching. One evening of real attention tells you more than a month of guessing.</w:t>
-      </w:r>
-    </w:p>
-    <w:p>
-      <w:pPr>
-        <w:spacing w:after="120"/>
-      </w:pPr>
-      <w:r>
-        <w:rPr>
-          <w:rFonts w:ascii="Poppins" w:cs="Poppins" w:eastAsia="Poppins" w:hAnsi="Poppins"/>
-          <w:sz w:val="22"/>
-          <w:szCs w:val="22"/>
-        </w:rPr>
-        <w:t xml:space="preserve"/>
-      </w:r>
-    </w:p>
-    <w:p>
-      <w:pPr>
-        <w:spacing w:after="120"/>
-      </w:pPr>
-      <w:r>
-        <w:rPr>
-          <w:rFonts w:ascii="Poppins" w:cs="Poppins" w:eastAsia="Poppins" w:hAnsi="Poppins"/>
-          <w:sz w:val="22"/>
-          <w:szCs w:val="22"/>
-        </w:rPr>
-        <w:t xml:space="preserve">The one head we keep: noticing. Ayurveda's first step is nidana, look before you act. It is how a vet thinks, and it is how a good pet parent thinks.</w:t>
-      </w:r>
-    </w:p>
-    <w:p>
-      <w:pPr>
-        <w:spacing w:after="120"/>
-      </w:pPr>
-      <w:r>
-        <w:rPr>
-          <w:rFonts w:ascii="Poppins" w:cs="Poppins" w:eastAsia="Poppins" w:hAnsi="Poppins"/>
-          <w:sz w:val="22"/>
-          <w:szCs w:val="22"/>
-        </w:rPr>
-        <w:t xml:space="preserve"/>
-      </w:r>
-    </w:p>
-    <w:p>
-      <w:pPr>
-        <w:spacing w:after="120"/>
-      </w:pPr>
-      <w:r>
-        <w:rPr>
-          <w:rFonts w:ascii="Poppins" w:cs="Poppins" w:eastAsia="Poppins" w:hAnsi="Poppins"/>
-          <w:sz w:val="22"/>
-          <w:szCs w:val="22"/>
-        </w:rPr>
-        <w:t xml:space="preserve">Which head are you burning tonight? Comment the number. Tag the one who sneaks mithai under the table, and send this to your family group before the sweets come out.</w:t>
-      </w:r>
-    </w:p>
-    <w:p>
-      <w:pPr>
-        <w:spacing w:after="120"/>
-      </w:pPr>
-      <w:r>
-        <w:rPr>
-          <w:rFonts w:ascii="Poppins" w:cs="Poppins" w:eastAsia="Poppins" w:hAnsi="Poppins"/>
-          <w:sz w:val="22"/>
-          <w:szCs w:val="22"/>
-        </w:rPr>
-        <w:t xml:space="preserve"/>
-      </w:r>
-    </w:p>
-    <w:p>
-      <w:pPr>
-        <w:spacing w:after="120"/>
-      </w:pPr>
-      <w:r>
-        <w:rPr>
-          <w:rFonts w:ascii="Poppins" w:cs="Poppins" w:eastAsia="Poppins" w:hAnsi="Poppins"/>
-          <w:sz w:val="22"/>
-          <w:szCs w:val="22"/>
-        </w:rPr>
-        <w:t xml:space="preserve">Shubh Vijayadashami.</w:t>
+        <w:t xml:space="preserve">Pet parents have ten heads too. (A Dussehra story from India.)</w:t>
+      </w:r>
+    </w:p>
+    <w:p>
+      <w:pPr>
+        <w:spacing w:after="120"/>
+      </w:pPr>
+      <w:r>
+        <w:rPr>
+          <w:rFonts w:ascii="Poppins" w:cs="Poppins" w:eastAsia="Poppins" w:hAnsi="Poppins"/>
+          <w:sz w:val="22"/>
+          <w:szCs w:val="22"/>
+        </w:rPr>
+        <w:t xml:space="preserve"/>
+      </w:r>
+    </w:p>
+    <w:p>
+      <w:pPr>
+        <w:spacing w:after="120"/>
+      </w:pPr>
+      <w:r>
+        <w:rPr>
+          <w:rFonts w:ascii="Poppins" w:cs="Poppins" w:eastAsia="Poppins" w:hAnsi="Poppins"/>
+          <w:sz w:val="22"/>
+          <w:szCs w:val="22"/>
+        </w:rPr>
+        <w:t xml:space="preserve">Ravana was not stupid. He was the most learned man of his age. His problem was ten heads talking at once: when his own brother told him to give Sita back, nine heads shouted him down, and he never heard the one quiet voice that could have saved him.</w:t>
+      </w:r>
+    </w:p>
+    <w:p>
+      <w:pPr>
+        <w:spacing w:after="120"/>
+      </w:pPr>
+      <w:r>
+        <w:rPr>
+          <w:rFonts w:ascii="Poppins" w:cs="Poppins" w:eastAsia="Poppins" w:hAnsi="Poppins"/>
+          <w:sz w:val="22"/>
+          <w:szCs w:val="22"/>
+        </w:rPr>
+        <w:t xml:space="preserve"/>
+      </w:r>
+    </w:p>
+    <w:p>
+      <w:pPr>
+        <w:spacing w:after="120"/>
+      </w:pPr>
+      <w:r>
+        <w:rPr>
+          <w:rFonts w:ascii="Poppins" w:cs="Poppins" w:eastAsia="Poppins" w:hAnsi="Poppins"/>
+          <w:sz w:val="22"/>
+          <w:szCs w:val="22"/>
+        </w:rPr>
+        <w:t xml:space="preserve">Anyone who loves a dog knows the feeling. One quiet body in the house that cannot speak, and ten loud heads of our own worrying over it at 2am.</w:t>
+      </w:r>
+    </w:p>
+    <w:p>
+      <w:pPr>
+        <w:spacing w:after="120"/>
+      </w:pPr>
+      <w:r>
+        <w:rPr>
+          <w:rFonts w:ascii="Poppins" w:cs="Poppins" w:eastAsia="Poppins" w:hAnsi="Poppins"/>
+          <w:sz w:val="22"/>
+          <w:szCs w:val="22"/>
+        </w:rPr>
+        <w:t xml:space="preserve"/>
+      </w:r>
+    </w:p>
+    <w:p>
+      <w:pPr>
+        <w:spacing w:after="120"/>
+      </w:pPr>
+      <w:r>
+        <w:rPr>
+          <w:rFonts w:ascii="Poppins" w:cs="Poppins" w:eastAsia="Poppins" w:hAnsi="Poppins"/>
+          <w:sz w:val="22"/>
+          <w:szCs w:val="22"/>
+        </w:rPr>
+        <w:t xml:space="preserve">Tonight the city burns Ravana. We burn nine of ours and keep the one that listens.</w:t>
+      </w:r>
+    </w:p>
+    <w:p>
+      <w:pPr>
+        <w:spacing w:after="120"/>
+      </w:pPr>
+      <w:r>
+        <w:rPr>
+          <w:rFonts w:ascii="Poppins" w:cs="Poppins" w:eastAsia="Poppins" w:hAnsi="Poppins"/>
+          <w:sz w:val="22"/>
+          <w:szCs w:val="22"/>
+        </w:rPr>
+        <w:t xml:space="preserve"/>
+      </w:r>
+    </w:p>
+    <w:p>
+      <w:pPr>
+        <w:spacing w:after="120"/>
+      </w:pPr>
+      <w:r>
+        <w:rPr>
+          <w:rFonts w:ascii="Poppins" w:cs="Poppins" w:eastAsia="Poppins" w:hAnsi="Poppins"/>
+          <w:sz w:val="22"/>
+          <w:szCs w:val="22"/>
+        </w:rPr>
+        <w:t xml:space="preserve">1. "Is that limp nothing, or something?" Watch three days, write it down, then call. Ayurveda calls it nidana: look before you act.</w:t>
+      </w:r>
+    </w:p>
+    <w:p>
+      <w:pPr>
+        <w:spacing w:after="120"/>
+      </w:pPr>
+      <w:r>
+        <w:rPr>
+          <w:rFonts w:ascii="Poppins" w:cs="Poppins" w:eastAsia="Poppins" w:hAnsi="Poppins"/>
+          <w:sz w:val="22"/>
+          <w:szCs w:val="22"/>
+        </w:rPr>
+        <w:t xml:space="preserve">2. "He ate a kaju katli. Will he die?" Call the vet, not Google. One kaju katli is usually a tummy ache. Raisins, chocolate and xylitol are the emergencies.</w:t>
+      </w:r>
+    </w:p>
+    <w:p>
+      <w:pPr>
+        <w:spacing w:after="120"/>
+      </w:pPr>
+      <w:r>
+        <w:rPr>
+          <w:rFonts w:ascii="Poppins" w:cs="Poppins" w:eastAsia="Poppins" w:hAnsi="Poppins"/>
+          <w:sz w:val="22"/>
+          <w:szCs w:val="22"/>
+        </w:rPr>
+        <w:t xml:space="preserve">3. "I was gone all day. Does he think I left?" He forgave you at the door. Dogs live in the greeting, not the absence.</w:t>
+      </w:r>
+    </w:p>
+    <w:p>
+      <w:pPr>
+        <w:spacing w:after="120"/>
+      </w:pPr>
+      <w:r>
+        <w:rPr>
+          <w:rFonts w:ascii="Poppins" w:cs="Poppins" w:eastAsia="Poppins" w:hAnsi="Poppins"/>
+          <w:sz w:val="22"/>
+          <w:szCs w:val="22"/>
+        </w:rPr>
+        <w:t xml:space="preserve">4. "He's slowing down. Is this the end?" Slower is usually sore, and sore can be helped. It is a conversation with your vet, not an ending.</w:t>
+      </w:r>
+    </w:p>
+    <w:p>
+      <w:pPr>
+        <w:spacing w:after="120"/>
+      </w:pPr>
+      <w:r>
+        <w:rPr>
+          <w:rFonts w:ascii="Poppins" w:cs="Poppins" w:eastAsia="Poppins" w:hAnsi="Poppins"/>
+          <w:sz w:val="22"/>
+          <w:szCs w:val="22"/>
+        </w:rPr>
+        <w:t xml:space="preserve">5. "Am I doing enough?" You are reading this with a dog asleep against your knee. Ravana never asked that question once.</w:t>
+      </w:r>
+    </w:p>
+    <w:p>
+      <w:pPr>
+        <w:spacing w:after="120"/>
+      </w:pPr>
+      <w:r>
+        <w:rPr>
+          <w:rFonts w:ascii="Poppins" w:cs="Poppins" w:eastAsia="Poppins" w:hAnsi="Poppins"/>
+          <w:sz w:val="22"/>
+          <w:szCs w:val="22"/>
+        </w:rPr>
+        <w:t xml:space="preserve"/>
+      </w:r>
+    </w:p>
+    <w:p>
+      <w:pPr>
+        <w:spacing w:after="120"/>
+      </w:pPr>
+      <w:r>
+        <w:rPr>
+          <w:rFonts w:ascii="Poppins" w:cs="Poppins" w:eastAsia="Poppins" w:hAnsi="Poppins"/>
+          <w:sz w:val="22"/>
+          <w:szCs w:val="22"/>
+        </w:rPr>
+        <w:t xml:space="preserve">The one we keep: noticing. Where they sleep, how fast they eat, what changed this week. Every good decision starts from that head.</w:t>
+      </w:r>
+    </w:p>
+    <w:p>
+      <w:pPr>
+        <w:spacing w:after="120"/>
+      </w:pPr>
+      <w:r>
+        <w:rPr>
+          <w:rFonts w:ascii="Poppins" w:cs="Poppins" w:eastAsia="Poppins" w:hAnsi="Poppins"/>
+          <w:sz w:val="22"/>
+          <w:szCs w:val="22"/>
+        </w:rPr>
+        <w:t xml:space="preserve"/>
+      </w:r>
+    </w:p>
+    <w:p>
+      <w:pPr>
+        <w:spacing w:after="120"/>
+      </w:pPr>
+      <w:r>
+        <w:rPr>
+          <w:rFonts w:ascii="Poppins" w:cs="Poppins" w:eastAsia="Poppins" w:hAnsi="Poppins"/>
+          <w:sz w:val="22"/>
+          <w:szCs w:val="22"/>
+        </w:rPr>
+        <w:t xml:space="preserve">A footnote for Dussehra: the most loyal creature in the whole epic was not a man.</w:t>
+      </w:r>
+    </w:p>
+    <w:p>
+      <w:pPr>
+        <w:spacing w:after="120"/>
+      </w:pPr>
+      <w:r>
+        <w:rPr>
+          <w:rFonts w:ascii="Poppins" w:cs="Poppins" w:eastAsia="Poppins" w:hAnsi="Poppins"/>
+          <w:sz w:val="22"/>
+          <w:szCs w:val="22"/>
+        </w:rPr>
+        <w:t xml:space="preserve"/>
+      </w:r>
+    </w:p>
+    <w:p>
+      <w:pPr>
+        <w:spacing w:after="120"/>
+      </w:pPr>
+      <w:r>
+        <w:rPr>
+          <w:rFonts w:ascii="Poppins" w:cs="Poppins" w:eastAsia="Poppins" w:hAnsi="Poppins"/>
+          <w:sz w:val="22"/>
+          <w:szCs w:val="22"/>
+        </w:rPr>
+        <w:t xml:space="preserve">Which head is loudest in yours tonight? Comment 1 to 5, and send this to the friend with a dog and ten heads of her own.</w:t>
       </w:r>
     </w:p>
     <w:p>
@@ -748,7 +722,7 @@
           <w:sz w:val="22"/>
           <w:szCs w:val="22"/>
         </w:rPr>
-        <w:t xml:space="preserve">#Dussehra #AyurvedaForPets #DogParents #HolisticDogCare #DogBehavior #AyurPet</w:t>
+        <w:t xml:space="preserve">#Dussehra #AyurvedaForPets #DogParents #DogAnxiety #HolisticDogCare #AyurPet</w:t>
       </w:r>
     </w:p>
     <w:p>
@@ -776,7 +750,7 @@
           <w:sz w:val="20"/>
           <w:szCs w:val="20"/>
         </w:rPr>
-        <w:t xml:space="preserve">- ASPCA Animal Poison Control: grapes, raisins and chocolate</w:t>
+        <w:t xml:space="preserve">- Valmiki Ramayana, Yuddha Kanda: Vibhishana's counsel to Ravana (traditional narrative)</w:t>
       </w:r>
     </w:p>
     <w:p>
@@ -789,7 +763,7 @@
           <w:sz w:val="20"/>
           <w:szCs w:val="20"/>
         </w:rPr>
-        <w:t xml:space="preserve">- AKC: never punish a growl; stress signals (whale eye, lip lick, tucked tail)</w:t>
+        <w:t xml:space="preserve">- ASPCA Animal Poison Control: raisins, chocolate, xylitol</w:t>
       </w:r>
     </w:p>
     <w:p>
@@ -803,19 +777,6 @@
           <w:szCs w:val="20"/>
         </w:rPr>
         <w:t xml:space="preserve">- AAHA senior care guidelines: age-related change is often treatable pain</w:t>
-      </w:r>
-    </w:p>
-    <w:p>
-      <w:pPr>
-        <w:spacing w:after="120"/>
-      </w:pPr>
-      <w:r>
-        <w:rPr>
-          <w:rFonts w:ascii="Poppins" w:cs="Poppins" w:eastAsia="Poppins" w:hAnsi="Poppins"/>
-          <w:sz w:val="20"/>
-          <w:szCs w:val="20"/>
-        </w:rPr>
-        <w:t xml:space="preserve">- Int J Mol Sci 2023 review: curcumin bioavailability</w:t>
       </w:r>
     </w:p>
     <w:p>
